--- a/klagomål/A 15600-2025 FSC-klagomål.docx
+++ b/klagomål/A 15600-2025 FSC-klagomål.docx
@@ -681,7 +681,7 @@
     <w:r>
       <w:tab/>
       <w:tab/>
-      <w:t>2026-09-14</w:t>
+      <w:t>2026-09-15</w:t>
       <w:br/>
       <w:br/>
     </w:r>

--- a/klagomål/A 15600-2025 FSC-klagomål.docx
+++ b/klagomål/A 15600-2025 FSC-klagomål.docx
@@ -681,7 +681,7 @@
     <w:r>
       <w:tab/>
       <w:tab/>
-      <w:t>2026-09-15</w:t>
+      <w:t>2026-09-16</w:t>
       <w:br/>
       <w:br/>
     </w:r>

--- a/klagomål/A 15600-2025 FSC-klagomål.docx
+++ b/klagomål/A 15600-2025 FSC-klagomål.docx
@@ -681,7 +681,7 @@
     <w:r>
       <w:tab/>
       <w:tab/>
-      <w:t>2026-09-16</w:t>
+      <w:t>2026-09-17</w:t>
       <w:br/>
       <w:br/>
     </w:r>

--- a/klagomål/A 15600-2025 FSC-klagomål.docx
+++ b/klagomål/A 15600-2025 FSC-klagomål.docx
@@ -681,7 +681,7 @@
     <w:r>
       <w:tab/>
       <w:tab/>
-      <w:t>2026-09-17</w:t>
+      <w:t>2026-09-18</w:t>
       <w:br/>
       <w:br/>
     </w:r>

--- a/klagomål/A 15600-2025 FSC-klagomål.docx
+++ b/klagomål/A 15600-2025 FSC-klagomål.docx
@@ -681,7 +681,7 @@
     <w:r>
       <w:tab/>
       <w:tab/>
-      <w:t>2026-09-18</w:t>
+      <w:t>2026-09-19</w:t>
       <w:br/>
       <w:br/>
     </w:r>

--- a/klagomål/A 15600-2025 FSC-klagomål.docx
+++ b/klagomål/A 15600-2025 FSC-klagomål.docx
@@ -681,7 +681,7 @@
     <w:r>
       <w:tab/>
       <w:tab/>
-      <w:t>2026-09-19</w:t>
+      <w:t>2026-09-21</w:t>
       <w:br/>
       <w:br/>
     </w:r>

--- a/klagomål/A 15600-2025 FSC-klagomål.docx
+++ b/klagomål/A 15600-2025 FSC-klagomål.docx
@@ -681,7 +681,7 @@
     <w:r>
       <w:tab/>
       <w:tab/>
-      <w:t>2026-09-21</w:t>
+      <w:t>2026-09-23</w:t>
       <w:br/>
       <w:br/>
     </w:r>

--- a/klagomål/A 15600-2025 FSC-klagomål.docx
+++ b/klagomål/A 15600-2025 FSC-klagomål.docx
@@ -681,7 +681,7 @@
     <w:r>
       <w:tab/>
       <w:tab/>
-      <w:t>2026-09-23</w:t>
+      <w:t>2026-09-24</w:t>
       <w:br/>
       <w:br/>
     </w:r>

--- a/klagomål/A 15600-2025 FSC-klagomål.docx
+++ b/klagomål/A 15600-2025 FSC-klagomål.docx
@@ -681,7 +681,7 @@
     <w:r>
       <w:tab/>
       <w:tab/>
-      <w:t>2026-09-24</w:t>
+      <w:t>2026-09-25</w:t>
       <w:br/>
       <w:br/>
     </w:r>

--- a/klagomål/A 15600-2025 FSC-klagomål.docx
+++ b/klagomål/A 15600-2025 FSC-klagomål.docx
@@ -681,7 +681,7 @@
     <w:r>
       <w:tab/>
       <w:tab/>
-      <w:t>2026-09-25</w:t>
+      <w:t>2026-09-26</w:t>
       <w:br/>
       <w:br/>
     </w:r>

--- a/klagomål/A 15600-2025 FSC-klagomål.docx
+++ b/klagomål/A 15600-2025 FSC-klagomål.docx
@@ -681,7 +681,7 @@
     <w:r>
       <w:tab/>
       <w:tab/>
-      <w:t>2026-09-26</w:t>
+      <w:t>2026-09-27</w:t>
       <w:br/>
       <w:br/>
     </w:r>

--- a/klagomål/A 15600-2025 FSC-klagomål.docx
+++ b/klagomål/A 15600-2025 FSC-klagomål.docx
@@ -681,7 +681,7 @@
     <w:r>
       <w:tab/>
       <w:tab/>
-      <w:t>2026-09-27</w:t>
+      <w:t>2026-09-28</w:t>
       <w:br/>
       <w:br/>
     </w:r>

--- a/klagomål/A 15600-2025 FSC-klagomål.docx
+++ b/klagomål/A 15600-2025 FSC-klagomål.docx
@@ -681,7 +681,7 @@
     <w:r>
       <w:tab/>
       <w:tab/>
-      <w:t>2026-09-28</w:t>
+      <w:t>2026-09-29</w:t>
       <w:br/>
       <w:br/>
     </w:r>

--- a/klagomål/A 15600-2025 FSC-klagomål.docx
+++ b/klagomål/A 15600-2025 FSC-klagomål.docx
@@ -681,7 +681,7 @@
     <w:r>
       <w:tab/>
       <w:tab/>
-      <w:t>2026-09-29</w:t>
+      <w:t>2026-09-30</w:t>
       <w:br/>
       <w:br/>
     </w:r>

--- a/klagomål/A 15600-2025 FSC-klagomål.docx
+++ b/klagomål/A 15600-2025 FSC-klagomål.docx
@@ -681,7 +681,7 @@
     <w:r>
       <w:tab/>
       <w:tab/>
-      <w:t>2026-09-30</w:t>
+      <w:t>2026-10-01</w:t>
       <w:br/>
       <w:br/>
     </w:r>

--- a/klagomål/A 15600-2025 FSC-klagomål.docx
+++ b/klagomål/A 15600-2025 FSC-klagomål.docx
@@ -681,7 +681,7 @@
     <w:r>
       <w:tab/>
       <w:tab/>
-      <w:t>2026-10-01</w:t>
+      <w:t>2026-10-02</w:t>
       <w:br/>
       <w:br/>
     </w:r>

--- a/klagomål/A 15600-2025 FSC-klagomål.docx
+++ b/klagomål/A 15600-2025 FSC-klagomål.docx
@@ -681,7 +681,7 @@
     <w:r>
       <w:tab/>
       <w:tab/>
-      <w:t>2026-10-02</w:t>
+      <w:t>2026-10-03</w:t>
       <w:br/>
       <w:br/>
     </w:r>

--- a/klagomål/A 15600-2025 FSC-klagomål.docx
+++ b/klagomål/A 15600-2025 FSC-klagomål.docx
@@ -681,7 +681,7 @@
     <w:r>
       <w:tab/>
       <w:tab/>
-      <w:t>2026-10-03</w:t>
+      <w:t>2026-10-04</w:t>
       <w:br/>
       <w:br/>
     </w:r>

--- a/klagomål/A 15600-2025 FSC-klagomål.docx
+++ b/klagomål/A 15600-2025 FSC-klagomål.docx
@@ -681,7 +681,7 @@
     <w:r>
       <w:tab/>
       <w:tab/>
-      <w:t>2026-10-04</w:t>
+      <w:t>2026-10-05</w:t>
       <w:br/>
       <w:br/>
     </w:r>

--- a/klagomål/A 15600-2025 FSC-klagomål.docx
+++ b/klagomål/A 15600-2025 FSC-klagomål.docx
@@ -681,7 +681,7 @@
     <w:r>
       <w:tab/>
       <w:tab/>
-      <w:t>2026-10-05</w:t>
+      <w:t>2026-10-06</w:t>
       <w:br/>
       <w:br/>
     </w:r>

--- a/klagomål/A 15600-2025 FSC-klagomål.docx
+++ b/klagomål/A 15600-2025 FSC-klagomål.docx
@@ -681,7 +681,7 @@
     <w:r>
       <w:tab/>
       <w:tab/>
-      <w:t>2026-10-06</w:t>
+      <w:t>2026-10-07</w:t>
       <w:br/>
       <w:br/>
     </w:r>

--- a/klagomål/A 15600-2025 FSC-klagomål.docx
+++ b/klagomål/A 15600-2025 FSC-klagomål.docx
@@ -681,7 +681,7 @@
     <w:r>
       <w:tab/>
       <w:tab/>
-      <w:t>2026-10-07</w:t>
+      <w:t>2026-10-08</w:t>
       <w:br/>
       <w:br/>
     </w:r>

--- a/klagomål/A 15600-2025 FSC-klagomål.docx
+++ b/klagomål/A 15600-2025 FSC-klagomål.docx
@@ -163,7 +163,7 @@
         <w:pStyle w:val="Title"/>
       </w:pPr>
       <w:r>
-        <w:t>Inledande FSC- /PEFC-klagomål – information om höga naturvärden i avverkningsanmälan A 15600-2025 i Mörbylånga kommun</w:t>
+        <w:t>Inledande FSC- /PEFC-klagomål – information om höga naturvärden och fridlysta arter i avverkningsanmälan A 15600-2025 i Mörbylånga kommun</w:t>
       </w:r>
     </w:p>
     <w:p>
@@ -178,7 +178,7 @@
       <w:r>
         <w:drawing>
           <wp:inline xmlns:a="http://schemas.openxmlformats.org/drawingml/2006/main" xmlns:pic="http://schemas.openxmlformats.org/drawingml/2006/picture">
-            <wp:extent cx="5486400" cy="5565585"/>
+            <wp:extent cx="5486400" cy="5575012"/>
             <wp:docPr id="1" name="Picture 1"/>
             <wp:cNvGraphicFramePr>
               <a:graphicFrameLocks noChangeAspect="1"/>
@@ -199,7 +199,7 @@
                   <pic:spPr>
                     <a:xfrm>
                       <a:off x="0" y="0"/>
-                      <a:ext cx="5486400" cy="5565585"/>
+                      <a:ext cx="5486400" cy="5575012"/>
                     </a:xfrm>
                     <a:prstGeom prst="rect"/>
                   </pic:spPr>
@@ -216,12 +216,12 @@
         <w:spacing w:after="240"/>
       </w:pPr>
       <w:r>
-        <w:t>Figur 1. Fyndplatser för naturvårdsarter i och inom 13 meter från avverkningsanmälan. Markörer utan svart kant är placerade på fyndplatsen. Markörer med svart kant är placerade vid sidan av fyndplatsen och har ett svart streck som visar fyndplatsens exakta position. Kartans mittpunktskoordinat är N 6283995, E 592766 i SWEREF 99 TM.</w:t>
+        <w:t>Figur 1. Fyndplatser för naturvårdsarter i och inom 25 meter från avverkningsanmälan. Markörer utan svart kant är placerade på fyndplatsen. Markörer med svart kant är placerade vid sidan av fyndplatsen och har ett svart streck som visar fyndplatsens exakta position. Kartans mittpunktskoordinat är N 6283995, E 592766 i SWEREF 99 TM.</w:t>
       </w:r>
     </w:p>
     <w:p>
       <w:r>
-        <w:t>I och inom 13 meter från avverkningsanmälan finns fynd av 3 naturvårdsarter, varav 1 är typisk (T) och 3 är signalarter (S): kragjordstjärna (S), murgröna (S, T) och scharlakansvårskål agg. (S). Se Figur 1.</w:t>
+        <w:t>I och inom 25 meter från avverkningsanmälan finns fynd av 10 naturvårdsarter, varav 1 är rödlistad, 3 är fridlysta, 6 är typiska (T) och 4 är signalarter (S): ask (EN), kragjordstjärna (S), murgröna (S, T), scharlakansvårskål agg. (S), tibast (S, T), blåsippa (T, §9), skärmstarr (T), spillkråka (T, §4), storrams (T) och röd glada (§4). Se Figur 1.</w:t>
       </w:r>
     </w:p>
     <w:p>
@@ -244,7 +244,18 @@
     </w:p>
     <w:p>
       <w:r>
-        <w:t>Nedan följer beskrivningar av de naturvårdsarter och fridlysta arter som har sina livsmiljöer och växtplatser i den avverkningsanmälda skogen. De påträffade naturvårdsarterna är ett tydligt kvitto på att det rör sig om en skog med höga naturvärden.</w:t>
+        <w:t>Nedan följer beskrivningar av de naturvårdsarter och fridlysta arter som har sina livsmiljöer och växtplatser i den avverkningsanmälda skogen. Se även ytterligare artfakta i BILAGA 1. De påträffade naturvårdsarterna är ett tydligt kvitto på att det rör sig om en skog med höga naturvärden.</w:t>
+      </w:r>
+    </w:p>
+    <w:p>
+      <w:r>
+        <w:rPr>
+          <w:b/>
+        </w:rPr>
+        <w:t>Ask (EN)</w:t>
+      </w:r>
+      <w:r>
+        <w:t xml:space="preserve"> växer naturligt på frisk till fuktig, näringsrik, mullrik mark, gärna med rörligt, ytnära grundvatten. Asken är mycket viktig för den biologiska mångfalden och den är värd för minst 213 arter i olika organismgrupper, av vilka åtminstone 42 är askspecialister, ytterligare 8 arter förekommer endast på ask och alm. Bland dessa kan nämnas asknätfjäril (EN, §4a), askvårtlav (EN) och askpraktbagge (NT). Det finns en ökad risk att dessa arter försvinner när populationen av ask minskar. Asken är kraftigt drabbad av askskottsjukan, men angripna askar bör inte avverkas eftersom det är så många andra arter knutna till ask, såväl till döda som till levande träd. Eftersom sjukdomen är vindspridd så finns den redan nästan överallt där det finns askar, och till skillnad från almsjukan så förhindrar eller försvårar man inte spridningen genom att ta bort träd. Asken är globalt rödlistad som nära hotad (NT) vilket medför ett internationellt ansvar för arten (SLU Artdatabanken, 2026; IUCN, 2017).</w:t>
       </w:r>
     </w:p>
     <w:p>
@@ -274,6 +285,144 @@
       </w:r>
       <w:r>
         <w:t>(SLU Artdatabanken, 2025).</w:t>
+      </w:r>
+    </w:p>
+    <w:p>
+      <w:r>
+        <w:rPr>
+          <w:b/>
+        </w:rPr>
+        <w:t>Tibast</w:t>
+      </w:r>
+      <w:r>
+        <w:t xml:space="preserve"> är en kalkgynnad buske som växer på mullrik, frisk eller svagt fuktig mark, exempelvis i gamla kalkgranskogar, lövträdslundar, varma källpåverkade sluttningar och exklusiva biotoper kopplade till vattendrag. Förekomster i gammal skog visar på höga naturvärden och bör alltid noteras i samband med naturvärdesinventeringar. Tibast är typisk art för </w:t>
+      </w:r>
+      <w:r>
+        <w:rPr>
+          <w:i/>
+        </w:rPr>
+        <w:t>9050 Näringsrik granskog</w:t>
+      </w:r>
+      <w:r>
+        <w:t xml:space="preserve"> och värdväxt för de två fjärilsarterna större tibastmal och brun tibastmal (CR) (SLU Artdatabanken, 2024; Nitare &amp; Skogsstyrelsen, 2019).</w:t>
+      </w:r>
+    </w:p>
+    <w:p>
+      <w:r>
+        <w:rPr>
+          <w:b/>
+        </w:rPr>
+        <w:t>Blåsippa (§9)</w:t>
+      </w:r>
+      <w:r>
+        <w:t xml:space="preserve"> är typisk art för </w:t>
+      </w:r>
+      <w:r>
+        <w:rPr>
+          <w:i/>
+        </w:rPr>
+        <w:t>9050 Näringsrik granskog, 9020 Nordlig ädellövskog</w:t>
+      </w:r>
+      <w:r>
+        <w:t xml:space="preserve"> och </w:t>
+      </w:r>
+      <w:r>
+        <w:rPr>
+          <w:i/>
+        </w:rPr>
+        <w:t>8240 Karsthällmarker</w:t>
+      </w:r>
+      <w:r>
+        <w:t xml:space="preserve"> (SLU Artdatabanken, 2025).</w:t>
+      </w:r>
+    </w:p>
+    <w:p>
+      <w:r>
+        <w:rPr>
+          <w:b/>
+        </w:rPr>
+        <w:t xml:space="preserve">Skärmstarr </w:t>
+      </w:r>
+      <w:r>
+        <w:t xml:space="preserve">är typisk art för </w:t>
+      </w:r>
+      <w:r>
+        <w:rPr>
+          <w:i/>
+        </w:rPr>
+        <w:t xml:space="preserve">9080 Lövsumpskog </w:t>
+      </w:r>
+      <w:r>
+        <w:t>(SLU Artdatabanken, 2025).</w:t>
+      </w:r>
+    </w:p>
+    <w:p>
+      <w:r>
+        <w:rPr>
+          <w:b/>
+        </w:rPr>
+        <w:t>Spillkråka (§4)</w:t>
+      </w:r>
+      <w:r>
+        <w:t xml:space="preserve"> omfattas av bilaga 1 i EU:s fågeldirektiv och är typisk art för </w:t>
+      </w:r>
+      <w:r>
+        <w:rPr>
+          <w:i/>
+        </w:rPr>
+        <w:t xml:space="preserve">9010 Taiga </w:t>
+      </w:r>
+      <w:r>
+        <w:t>och</w:t>
+      </w:r>
+      <w:r>
+        <w:rPr>
+          <w:i/>
+        </w:rPr>
+        <w:t xml:space="preserve"> 9740 Skogsbevuxen myr</w:t>
+      </w:r>
+      <w:r>
+        <w:t>. Den behöver grova träd, främst tall, asp och bok som boträd. Skogsbruk med korta omloppstider och täta, homogena ungskogar utgör det största hotet. Spillkråka är en nyckelart i skogliga miljöer vars övergivna bohål utnyttjas av flera andra hålhäckande fågelarter och fladdermöss, däribland pärluggla (EN, §4), knipa (§4), salskrake (§4) och skogsduva (§4). Hökuggla (VU, §4) och slaguggla (§4) häckar ofta i högstubbar som brutits av i höjd med ett gammalt spillkråkebo (SLU Artdatabanken, 2026; Skogsstyrelsen, 2016).</w:t>
+      </w:r>
+    </w:p>
+    <w:p>
+      <w:r>
+        <w:rPr>
+          <w:b/>
+        </w:rPr>
+        <w:t>Storrams</w:t>
+      </w:r>
+      <w:r>
+        <w:t xml:space="preserve"> är typisk art för </w:t>
+      </w:r>
+      <w:r>
+        <w:rPr>
+          <w:i/>
+        </w:rPr>
+        <w:t xml:space="preserve">9020 Nordlig ädellövskog, 9130 Näringsrik bokskog </w:t>
+      </w:r>
+      <w:r>
+        <w:t>och</w:t>
+      </w:r>
+      <w:r>
+        <w:rPr>
+          <w:i/>
+        </w:rPr>
+        <w:t xml:space="preserve"> 9160 Näringsrik ekskog </w:t>
+      </w:r>
+      <w:r>
+        <w:t>(SLU Artdatabanken, 2025).</w:t>
+      </w:r>
+    </w:p>
+    <w:p>
+      <w:r>
+        <w:rPr>
+          <w:b/>
+        </w:rPr>
+        <w:t>Röd glada (§4)</w:t>
+      </w:r>
+      <w:r>
+        <w:t xml:space="preserve"> är fridlyst enligt 4§ artskyddsförordningen och upptagen i bilaga 1 EU:s fågeldirektiv. Den häckar gärna i omväxlande landskap med mosaik av öppna marker och skogar. Tidigare studier har visat en förkärlek för att häcka nära sjöar, och häckningsframgången var också högre hos par som häckade nära vatten. Boet läggs i träd, ofta högt och vanligen nära skogsbryn. Missgynnas av skogliga åtgärder som lämnar boet allt för exponerat, främst genom för smala skyddszoner och för omfattande gallring. Lämna en skyddszon kring boplatser vid avverkning eller andra skogliga åtgärder. Bredden på skyddszonen beror på platsen, men som tumregel ska den ska vara så bred att boplatsen inte är väsentligt mer exponerad för insyn än tidigare. Spara samtliga träd med större risbon, även sådana där boet ser obebott ut. Avstå att avverka äldre lövdominerade bestånd, främst i anslutning till öppen jordbruksmark (SLU Artdatabanken, 2024; Skogsstyrelsen, 2016).</w:t>
       </w:r>
     </w:p>
     <w:p>
@@ -328,6 +477,22 @@
       <w:r>
         <w:t>I den avverkningsanmälda skogen har fridlysta arter sina livsmiljöer och växtplatser. Att skada de fridlysta arternas livsmiljöer, växtplatser eller ekologiska funktion är inte tillåtet enligt artskyddsförordningen.</w:t>
       </w:r>
+      <w:r>
+        <w:rPr>
+          <w:i/>
+        </w:rPr>
+        <w:t xml:space="preserve"> EU:s medlemsländer och skogsbolag är skyldiga att agera i enlighet med EU:s fågeldirektiv där det uttryckligen står att direktivet gäller för fåglar samt för deras ägg, bon och </w:t>
+      </w:r>
+      <w:r>
+        <w:rPr>
+          <w:b/>
+          <w:i/>
+        </w:rPr>
+        <w:t xml:space="preserve">livsmiljöer </w:t>
+      </w:r>
+      <w:r>
+        <w:t>(artikel 1). Vidare att de åtgärder som vidtas inte får leda till en försämring av den nuvarande situationen beträffande bevarandet av de fågelarter som avses i artikel 1 (artikel 13).</w:t>
+      </w:r>
     </w:p>
     <w:p>
       <w:r>
@@ -366,7 +531,7 @@
         <w:rPr>
           <w:i/>
         </w:rPr>
-        <w:t>I det avverkningsanmälda skogsområdet har 3 naturvårdsarter varav 0 rödlistade arter sina livsmiljöer och växtplatser.</w:t>
+        <w:t>I det avverkningsanmälda skogsområdet har 10 naturvårdsarter varav 1 rödlistade arter sina livsmiljöer och växtplatser.</w:t>
       </w:r>
     </w:p>
     <w:p>
@@ -553,6 +718,91 @@
         <w:t>I den avverkningsanmälda skogen har fridlysta arter sina livsmiljöer och växtplatser. Att skada de fridlysta arternas livsmiljöer, växtplatser eller ekologiska funktion är inte tillåtet enligt artskyddsförordningen</w:t>
       </w:r>
     </w:p>
+    <w:p>
+      <w:r>
+        <w:br w:type="page"/>
+      </w:r>
+    </w:p>
+    <w:p>
+      <w:pPr>
+        <w:pStyle w:val="Title"/>
+      </w:pPr>
+      <w:r>
+        <w:t>BILAGA 1 – Fridlysta arter</w:t>
+      </w:r>
+    </w:p>
+    <w:p>
+      <w:pPr>
+        <w:pStyle w:val="Heading1"/>
+      </w:pPr>
+      <w:r>
+        <w:t>Spillkråka – ekologi samt krav på livsmiljön</w:t>
+      </w:r>
+    </w:p>
+    <w:p>
+      <w:r>
+        <w:t xml:space="preserve">Spillkråka (§4) ingår i bilaga 1 EU:s fågeldirektiv och är typisk art för </w:t>
+      </w:r>
+      <w:r>
+        <w:rPr>
+          <w:i/>
+        </w:rPr>
+        <w:t xml:space="preserve">9010 Taiga </w:t>
+      </w:r>
+      <w:r>
+        <w:t>och</w:t>
+      </w:r>
+      <w:r>
+        <w:rPr>
+          <w:i/>
+        </w:rPr>
+        <w:t xml:space="preserve"> 9740 Skogsbevuxen myr</w:t>
+      </w:r>
+      <w:r>
+        <w:t>. Den lever i både barr- och blandskog liksom i ren lövskog. De tätaste populationerna tenderar att finnas i äldre, variationsrik blandskog med gott om död ved och gamla träd. Varje par utnyttjar 400–1000 hektar skog beroende på skogens kvalitet. Skogsbruk med korta omloppstider och täta, homogena ungskogar utgör det största hotet (SLU Artdatabanken, 2026).</w:t>
+      </w:r>
+    </w:p>
+    <w:p>
+      <w:r>
+        <w:t>Spillkråka är en nyckelart i skogliga miljöer vars övergivna bohål utnyttjas av flera andra hålhäckande fågelarter och fladdermöss, däribland pärluggla (EN, §4), knipa (§4), salskrake (§4) och skogsduva (§4). Hökuggla (VU, §4) och slaguggla (§4) häckar ofta i högstubbar som brutits av i höjd med ett gammalt spillkråkebo (Skogsstyrelsen, 2016).</w:t>
+      </w:r>
+    </w:p>
+    <w:p>
+      <w:pPr>
+        <w:pStyle w:val="Heading2"/>
+      </w:pPr>
+      <w:r>
+        <w:t>Referenser – spillkråka</w:t>
+      </w:r>
+    </w:p>
+    <w:p>
+      <w:r>
+        <w:t xml:space="preserve">Skogsstyrelsen, 2016. </w:t>
+      </w:r>
+      <w:r>
+        <w:rPr>
+          <w:i/>
+        </w:rPr>
+        <w:t xml:space="preserve">Vägledning för hänsyn till spillkråka. </w:t>
+      </w:r>
+      <w:r>
+        <w:t>Vägledningar och kunskapsstöd artskydd – Skogsstyrelsen.</w:t>
+      </w:r>
+    </w:p>
+    <w:p>
+      <w:r>
+        <w:t xml:space="preserve">SLU Artdatabanken, 2026. </w:t>
+      </w:r>
+      <w:r>
+        <w:rPr>
+          <w:i/>
+        </w:rPr>
+        <w:t xml:space="preserve">Artfaktablad. Naturvård – artfakta. </w:t>
+      </w:r>
+      <w:r>
+        <w:t>SLU Artdatabanken, Uppsala.</w:t>
+      </w:r>
+    </w:p>
     <w:sectPr>
       <w:headerReference w:type="even" r:id="rId8"/>
       <w:headerReference w:type="default" r:id="rId9"/>
@@ -681,7 +931,7 @@
     <w:r>
       <w:tab/>
       <w:tab/>
-      <w:t>2026-10-08</w:t>
+      <w:t>2026-10-09</w:t>
       <w:br/>
       <w:br/>
     </w:r>

--- a/klagomål/A 15600-2025 FSC-klagomål.docx
+++ b/klagomål/A 15600-2025 FSC-klagomål.docx
@@ -931,7 +931,7 @@
     <w:r>
       <w:tab/>
       <w:tab/>
-      <w:t>2026-10-09</w:t>
+      <w:t>2026-10-10</w:t>
       <w:br/>
       <w:br/>
     </w:r>

--- a/klagomål/A 15600-2025 FSC-klagomål.docx
+++ b/klagomål/A 15600-2025 FSC-klagomål.docx
@@ -931,7 +931,7 @@
     <w:r>
       <w:tab/>
       <w:tab/>
-      <w:t>2026-10-10</w:t>
+      <w:t>2026-10-11</w:t>
       <w:br/>
       <w:br/>
     </w:r>

--- a/klagomål/A 15600-2025 FSC-klagomål.docx
+++ b/klagomål/A 15600-2025 FSC-klagomål.docx
@@ -931,7 +931,7 @@
     <w:r>
       <w:tab/>
       <w:tab/>
-      <w:t>2026-10-11</w:t>
+      <w:t>2026-10-12</w:t>
       <w:br/>
       <w:br/>
     </w:r>

--- a/klagomål/A 15600-2025 FSC-klagomål.docx
+++ b/klagomål/A 15600-2025 FSC-klagomål.docx
@@ -931,7 +931,7 @@
     <w:r>
       <w:tab/>
       <w:tab/>
-      <w:t>2026-10-12</w:t>
+      <w:t>2026-10-13</w:t>
       <w:br/>
       <w:br/>
     </w:r>

--- a/klagomål/A 15600-2025 FSC-klagomål.docx
+++ b/klagomål/A 15600-2025 FSC-klagomål.docx
@@ -931,7 +931,7 @@
     <w:r>
       <w:tab/>
       <w:tab/>
-      <w:t>2026-10-13</w:t>
+      <w:t>2026-10-14</w:t>
       <w:br/>
       <w:br/>
     </w:r>

--- a/klagomål/A 15600-2025 FSC-klagomål.docx
+++ b/klagomål/A 15600-2025 FSC-klagomål.docx
@@ -931,7 +931,7 @@
     <w:r>
       <w:tab/>
       <w:tab/>
-      <w:t>2026-10-14</w:t>
+      <w:t>2026-10-15</w:t>
       <w:br/>
       <w:br/>
     </w:r>

--- a/klagomål/A 15600-2025 FSC-klagomål.docx
+++ b/klagomål/A 15600-2025 FSC-klagomål.docx
@@ -931,7 +931,7 @@
     <w:r>
       <w:tab/>
       <w:tab/>
-      <w:t>2026-10-15</w:t>
+      <w:t>2026-10-16</w:t>
       <w:br/>
       <w:br/>
     </w:r>

--- a/klagomål/A 15600-2025 FSC-klagomål.docx
+++ b/klagomål/A 15600-2025 FSC-klagomål.docx
@@ -931,7 +931,7 @@
     <w:r>
       <w:tab/>
       <w:tab/>
-      <w:t>2026-10-16</w:t>
+      <w:t>2026-10-17</w:t>
       <w:br/>
       <w:br/>
     </w:r>

--- a/klagomål/A 15600-2025 FSC-klagomål.docx
+++ b/klagomål/A 15600-2025 FSC-klagomål.docx
@@ -931,7 +931,7 @@
     <w:r>
       <w:tab/>
       <w:tab/>
-      <w:t>2026-10-17</w:t>
+      <w:t>2026-10-18</w:t>
       <w:br/>
       <w:br/>
     </w:r>

--- a/klagomål/A 15600-2025 FSC-klagomål.docx
+++ b/klagomål/A 15600-2025 FSC-klagomål.docx
@@ -931,7 +931,7 @@
     <w:r>
       <w:tab/>
       <w:tab/>
-      <w:t>2026-10-18</w:t>
+      <w:t>2026-10-19</w:t>
       <w:br/>
       <w:br/>
     </w:r>

--- a/klagomål/A 15600-2025 FSC-klagomål.docx
+++ b/klagomål/A 15600-2025 FSC-klagomål.docx
@@ -931,7 +931,7 @@
     <w:r>
       <w:tab/>
       <w:tab/>
-      <w:t>2026-10-19</w:t>
+      <w:t>2026-10-20</w:t>
       <w:br/>
       <w:br/>
     </w:r>

--- a/klagomål/A 15600-2025 FSC-klagomål.docx
+++ b/klagomål/A 15600-2025 FSC-klagomål.docx
@@ -931,7 +931,7 @@
     <w:r>
       <w:tab/>
       <w:tab/>
-      <w:t>2026-10-20</w:t>
+      <w:t>2026-10-21</w:t>
       <w:br/>
       <w:br/>
     </w:r>

--- a/klagomål/A 15600-2025 FSC-klagomål.docx
+++ b/klagomål/A 15600-2025 FSC-klagomål.docx
@@ -931,7 +931,7 @@
     <w:r>
       <w:tab/>
       <w:tab/>
-      <w:t>2026-10-21</w:t>
+      <w:t>2026-10-22</w:t>
       <w:br/>
       <w:br/>
     </w:r>

--- a/klagomål/A 15600-2025 FSC-klagomål.docx
+++ b/klagomål/A 15600-2025 FSC-klagomål.docx
@@ -931,7 +931,7 @@
     <w:r>
       <w:tab/>
       <w:tab/>
-      <w:t>2026-10-22</w:t>
+      <w:t>2026-10-23</w:t>
       <w:br/>
       <w:br/>
     </w:r>

--- a/klagomål/A 15600-2025 FSC-klagomål.docx
+++ b/klagomål/A 15600-2025 FSC-klagomål.docx
@@ -931,7 +931,7 @@
     <w:r>
       <w:tab/>
       <w:tab/>
-      <w:t>2026-10-23</w:t>
+      <w:t>2026-10-24</w:t>
       <w:br/>
       <w:br/>
     </w:r>

--- a/klagomål/A 15600-2025 FSC-klagomål.docx
+++ b/klagomål/A 15600-2025 FSC-klagomål.docx
@@ -931,7 +931,7 @@
     <w:r>
       <w:tab/>
       <w:tab/>
-      <w:t>2026-10-24</w:t>
+      <w:t>2026-10-25</w:t>
       <w:br/>
       <w:br/>
     </w:r>

--- a/klagomål/A 15600-2025 FSC-klagomål.docx
+++ b/klagomål/A 15600-2025 FSC-klagomål.docx
@@ -931,7 +931,7 @@
     <w:r>
       <w:tab/>
       <w:tab/>
-      <w:t>2026-10-25</w:t>
+      <w:t>2026-10-26</w:t>
       <w:br/>
       <w:br/>
     </w:r>

--- a/klagomål/A 15600-2025 FSC-klagomål.docx
+++ b/klagomål/A 15600-2025 FSC-klagomål.docx
@@ -931,7 +931,7 @@
     <w:r>
       <w:tab/>
       <w:tab/>
-      <w:t>2026-10-26</w:t>
+      <w:t>2026-10-27</w:t>
       <w:br/>
       <w:br/>
     </w:r>

--- a/klagomål/A 15600-2025 FSC-klagomål.docx
+++ b/klagomål/A 15600-2025 FSC-klagomål.docx
@@ -931,7 +931,7 @@
     <w:r>
       <w:tab/>
       <w:tab/>
-      <w:t>2026-10-27</w:t>
+      <w:t>2026-10-28</w:t>
       <w:br/>
       <w:br/>
     </w:r>

--- a/klagomål/A 15600-2025 FSC-klagomål.docx
+++ b/klagomål/A 15600-2025 FSC-klagomål.docx
@@ -931,7 +931,7 @@
     <w:r>
       <w:tab/>
       <w:tab/>
-      <w:t>2026-10-28</w:t>
+      <w:t>2026-10-29</w:t>
       <w:br/>
       <w:br/>
     </w:r>

--- a/klagomål/A 15600-2025 FSC-klagomål.docx
+++ b/klagomål/A 15600-2025 FSC-klagomål.docx
@@ -931,7 +931,7 @@
     <w:r>
       <w:tab/>
       <w:tab/>
-      <w:t>2026-10-29</w:t>
+      <w:t>2026-10-31</w:t>
       <w:br/>
       <w:br/>
     </w:r>
